--- a/figures/FIGURE_INDEX.docx
+++ b/figures/FIGURE_INDEX.docx
@@ -151,82 +151,70 @@
         <w:rPr>
           <w:rFonts w:ascii="Calibri" w:hAnsi="Calibri" w:cs="Calibri" w:eastAsia="Calibri"/>
         </w:rPr>
-        <w:t xml:space="preserve">Lists all 21 PNG figures in</w:t>
-      </w:r>
-      <w:r>
-        <w:rPr>
-          <w:rFonts w:ascii="Calibri" w:hAnsi="Calibri" w:cs="Calibri" w:eastAsia="Calibri"/>
-        </w:rPr>
-        <w:t xml:space="preserve"> </w:t>
+        <w:t>Lists the PNG figures in figures/ (each has a matching PDF where applicable), the code/NN_*.R script that makes each, and where it appears in the manuscript. Re-run the figure audit before submission so the catalog cannot drift from the directory.</w:t>
+      </w:r>
+      <w:r>
+        <w:rPr>
+          <w:rFonts w:ascii="Calibri" w:hAnsi="Calibri" w:cs="Calibri" w:eastAsia="Calibri"/>
+        </w:rPr>
       </w:r>
       <w:r>
         <w:rPr>
           <w:rFonts w:ascii="Calibri" w:hAnsi="Calibri" w:cs="Calibri" w:eastAsia="Calibri"/>
           <w:rStyle w:val="VerbatimChar"/>
         </w:rPr>
-        <w:t xml:space="preserve">figures/</w:t>
-      </w:r>
-      <w:r>
-        <w:rPr>
-          <w:rFonts w:ascii="Calibri" w:hAnsi="Calibri" w:cs="Calibri" w:eastAsia="Calibri"/>
-        </w:rPr>
-        <w:t xml:space="preserve"> </w:t>
-      </w:r>
-      <w:r>
-        <w:rPr>
-          <w:rFonts w:ascii="Calibri" w:hAnsi="Calibri" w:cs="Calibri" w:eastAsia="Calibri"/>
-        </w:rPr>
-        <w:t xml:space="preserve">(each has a matching PDF), the</w:t>
-      </w:r>
-      <w:r>
-        <w:rPr>
-          <w:rFonts w:ascii="Calibri" w:hAnsi="Calibri" w:cs="Calibri" w:eastAsia="Calibri"/>
-        </w:rPr>
-        <w:t xml:space="preserve"> </w:t>
+      </w:r>
+      <w:r>
+        <w:rPr>
+          <w:rFonts w:ascii="Calibri" w:hAnsi="Calibri" w:cs="Calibri" w:eastAsia="Calibri"/>
+        </w:rPr>
+      </w:r>
+      <w:r>
+        <w:rPr>
+          <w:rFonts w:ascii="Calibri" w:hAnsi="Calibri" w:cs="Calibri" w:eastAsia="Calibri"/>
+        </w:rPr>
+      </w:r>
+      <w:r>
+        <w:rPr>
+          <w:rFonts w:ascii="Calibri" w:hAnsi="Calibri" w:cs="Calibri" w:eastAsia="Calibri"/>
+        </w:rPr>
       </w:r>
       <w:r>
         <w:rPr>
           <w:rFonts w:ascii="Calibri" w:hAnsi="Calibri" w:cs="Calibri" w:eastAsia="Calibri"/>
           <w:rStyle w:val="VerbatimChar"/>
         </w:rPr>
-        <w:t xml:space="preserve">code/NN_*.R</w:t>
-      </w:r>
-      <w:r>
-        <w:rPr>
-          <w:rFonts w:ascii="Calibri" w:hAnsi="Calibri" w:cs="Calibri" w:eastAsia="Calibri"/>
-        </w:rPr>
-        <w:t xml:space="preserve"> </w:t>
-      </w:r>
-      <w:r>
-        <w:rPr>
-          <w:rFonts w:ascii="Calibri" w:hAnsi="Calibri" w:cs="Calibri" w:eastAsia="Calibri"/>
-        </w:rPr>
-        <w:t xml:space="preserve">script that makes each, and where it appears in the manuscript</w:t>
-      </w:r>
-      <w:r>
-        <w:rPr>
-          <w:rFonts w:ascii="Calibri" w:hAnsi="Calibri" w:cs="Calibri" w:eastAsia="Calibri"/>
-        </w:rPr>
-        <w:t xml:space="preserve"> </w:t>
-      </w:r>
-      <w:r>
-        <w:rPr>
-          <w:rFonts w:ascii="Calibri" w:hAnsi="Calibri" w:cs="Calibri" w:eastAsia="Calibri"/>
-        </w:rPr>
-        <w:t xml:space="preserve">(</w:t>
+      </w:r>
+      <w:r>
+        <w:rPr>
+          <w:rFonts w:ascii="Calibri" w:hAnsi="Calibri" w:cs="Calibri" w:eastAsia="Calibri"/>
+        </w:rPr>
+      </w:r>
+      <w:r>
+        <w:rPr>
+          <w:rFonts w:ascii="Calibri" w:hAnsi="Calibri" w:cs="Calibri" w:eastAsia="Calibri"/>
+        </w:rPr>
+      </w:r>
+      <w:r>
+        <w:rPr>
+          <w:rFonts w:ascii="Calibri" w:hAnsi="Calibri" w:cs="Calibri" w:eastAsia="Calibri"/>
+        </w:rPr>
+      </w:r>
+      <w:r>
+        <w:rPr>
+          <w:rFonts w:ascii="Calibri" w:hAnsi="Calibri" w:cs="Calibri" w:eastAsia="Calibri"/>
+        </w:rPr>
       </w:r>
       <w:r>
         <w:rPr>
           <w:rFonts w:ascii="Calibri" w:hAnsi="Calibri" w:cs="Calibri" w:eastAsia="Calibri"/>
           <w:rStyle w:val="VerbatimChar"/>
         </w:rPr>
-        <w:t xml:space="preserve">manuscript/Manuscript_LTH.docx</w:t>
-      </w:r>
-      <w:r>
-        <w:rPr>
-          <w:rFonts w:ascii="Calibri" w:hAnsi="Calibri" w:cs="Calibri" w:eastAsia="Calibri"/>
-        </w:rPr>
-        <w:t xml:space="preserve">).</w:t>
+      </w:r>
+      <w:r>
+        <w:rPr>
+          <w:rFonts w:ascii="Calibri" w:hAnsi="Calibri" w:cs="Calibri" w:eastAsia="Calibri"/>
+        </w:rPr>
       </w:r>
     </w:p>
     <w:p>
@@ -252,7 +240,7 @@
           <w:color w:val="2E5496"/>
           <w:b/>
         </w:rPr>
-        <w:t xml:space="preserve">Recommended reading order for a first-time reader</w:t>
+        <w:t>Start with these figures</w:t>
       </w:r>
     </w:p>
     <w:p>
@@ -281,25 +269,22 @@
           <w:b/>
           <w:bCs/>
         </w:rPr>
-        <w:t xml:space="preserve">08_apex_temperature.png</w:t>
-      </w:r>
-      <w:r>
-        <w:rPr>
-          <w:rFonts w:ascii="Calibri" w:hAnsi="Calibri" w:cs="Calibri" w:eastAsia="Calibri"/>
-        </w:rPr>
-        <w:t xml:space="preserve"> </w:t>
-      </w:r>
-      <w:r>
-        <w:rPr>
-          <w:rFonts w:ascii="Calibri" w:hAnsi="Calibri" w:cs="Calibri" w:eastAsia="Calibri"/>
-        </w:rPr>
-        <w:t xml:space="preserve">—</w:t>
-      </w:r>
-      <w:r>
-        <w:rPr>
-          <w:rFonts w:ascii="Calibri" w:hAnsi="Calibri" w:cs="Calibri" w:eastAsia="Calibri"/>
-        </w:rPr>
-        <w:t xml:space="preserve"> </w:t>
+        <w:t>08_apex_temperature.png — (a) shows tanks stayed near 28 C or 31 C (the heat ramp and steady state).</w:t>
+      </w:r>
+      <w:r>
+        <w:rPr>
+          <w:rFonts w:ascii="Calibri" w:hAnsi="Calibri" w:cs="Calibri" w:eastAsia="Calibri"/>
+        </w:rPr>
+      </w:r>
+      <w:r>
+        <w:rPr>
+          <w:rFonts w:ascii="Calibri" w:hAnsi="Calibri" w:cs="Calibri" w:eastAsia="Calibri"/>
+        </w:rPr>
+      </w:r>
+      <w:r>
+        <w:rPr>
+          <w:rFonts w:ascii="Calibri" w:hAnsi="Calibri" w:cs="Calibri" w:eastAsia="Calibri"/>
+        </w:rPr>
       </w:r>
       <w:r>
         <w:rPr>
@@ -307,19 +292,16 @@
           <w:i/>
           <w:iCs/>
         </w:rPr>
-        <w:t xml:space="preserve">(a) treatment check:</w:t>
-      </w:r>
-      <w:r>
-        <w:rPr>
-          <w:rFonts w:ascii="Calibri" w:hAnsi="Calibri" w:cs="Calibri" w:eastAsia="Calibri"/>
-        </w:rPr>
-        <w:t xml:space="preserve"> </w:t>
-      </w:r>
-      <w:r>
-        <w:rPr>
-          <w:rFonts w:ascii="Calibri" w:hAnsi="Calibri" w:cs="Calibri" w:eastAsia="Calibri"/>
-        </w:rPr>
-        <w:t xml:space="preserve">tank temperatures held at 28 vs 31 °C (the heat ramp and steady state).</w:t>
+      </w:r>
+      <w:r>
+        <w:rPr>
+          <w:rFonts w:ascii="Calibri" w:hAnsi="Calibri" w:cs="Calibri" w:eastAsia="Calibri"/>
+        </w:rPr>
+      </w:r>
+      <w:r>
+        <w:rPr>
+          <w:rFonts w:ascii="Calibri" w:hAnsi="Calibri" w:cs="Calibri" w:eastAsia="Calibri"/>
+        </w:rPr>
       </w:r>
     </w:p>
     <w:p>
@@ -337,25 +319,22 @@
           <w:b/>
           <w:bCs/>
         </w:rPr>
-        <w:t xml:space="preserve">14_morphology_KM.png</w:t>
-      </w:r>
-      <w:r>
-        <w:rPr>
-          <w:rFonts w:ascii="Calibri" w:hAnsi="Calibri" w:cs="Calibri" w:eastAsia="Calibri"/>
-        </w:rPr>
-        <w:t xml:space="preserve"> </w:t>
-      </w:r>
-      <w:r>
-        <w:rPr>
-          <w:rFonts w:ascii="Calibri" w:hAnsi="Calibri" w:cs="Calibri" w:eastAsia="Calibri"/>
-        </w:rPr>
-        <w:t xml:space="preserve">—</w:t>
-      </w:r>
-      <w:r>
-        <w:rPr>
-          <w:rFonts w:ascii="Calibri" w:hAnsi="Calibri" w:cs="Calibri" w:eastAsia="Calibri"/>
-        </w:rPr>
-        <w:t xml:space="preserve"> </w:t>
+        <w:t>14_morphology_KM.png — (b) tissue closure vs new skeletal growth: Kaplan-Meier curves showing that tissue still heals under heat but skeleton often fails to regrow.</w:t>
+      </w:r>
+      <w:r>
+        <w:rPr>
+          <w:rFonts w:ascii="Calibri" w:hAnsi="Calibri" w:cs="Calibri" w:eastAsia="Calibri"/>
+        </w:rPr>
+      </w:r>
+      <w:r>
+        <w:rPr>
+          <w:rFonts w:ascii="Calibri" w:hAnsi="Calibri" w:cs="Calibri" w:eastAsia="Calibri"/>
+        </w:rPr>
+      </w:r>
+      <w:r>
+        <w:rPr>
+          <w:rFonts w:ascii="Calibri" w:hAnsi="Calibri" w:cs="Calibri" w:eastAsia="Calibri"/>
+        </w:rPr>
       </w:r>
       <w:r>
         <w:rPr>
@@ -363,19 +342,16 @@
           <w:i/>
           <w:iCs/>
         </w:rPr>
-        <w:t xml:space="preserve">(b) healing vs regeneration:</w:t>
-      </w:r>
-      <w:r>
-        <w:rPr>
-          <w:rFonts w:ascii="Calibri" w:hAnsi="Calibri" w:cs="Calibri" w:eastAsia="Calibri"/>
-        </w:rPr>
-        <w:t xml:space="preserve"> </w:t>
-      </w:r>
-      <w:r>
-        <w:rPr>
-          <w:rFonts w:ascii="Calibri" w:hAnsi="Calibri" w:cs="Calibri" w:eastAsia="Calibri"/>
-        </w:rPr>
-        <w:t xml:space="preserve">Kaplan–Meier curves showing that tissue still heals under heat but skeleton fails to regrow.</w:t>
+      </w:r>
+      <w:r>
+        <w:rPr>
+          <w:rFonts w:ascii="Calibri" w:hAnsi="Calibri" w:cs="Calibri" w:eastAsia="Calibri"/>
+        </w:rPr>
+      </w:r>
+      <w:r>
+        <w:rPr>
+          <w:rFonts w:ascii="Calibri" w:hAnsi="Calibri" w:cs="Calibri" w:eastAsia="Calibri"/>
+        </w:rPr>
       </w:r>
     </w:p>
     <w:p>
@@ -505,25 +481,22 @@
           <w:b/>
           <w:bCs/>
         </w:rPr>
-        <w:t xml:space="preserve">26_thermal_context.png</w:t>
-      </w:r>
-      <w:r>
-        <w:rPr>
-          <w:rFonts w:ascii="Calibri" w:hAnsi="Calibri" w:cs="Calibri" w:eastAsia="Calibri"/>
-        </w:rPr>
-        <w:t xml:space="preserve"> </w:t>
-      </w:r>
-      <w:r>
-        <w:rPr>
-          <w:rFonts w:ascii="Calibri" w:hAnsi="Calibri" w:cs="Calibri" w:eastAsia="Calibri"/>
-        </w:rPr>
-        <w:t xml:space="preserve">—</w:t>
-      </w:r>
-      <w:r>
-        <w:rPr>
-          <w:rFonts w:ascii="Calibri" w:hAnsi="Calibri" w:cs="Calibri" w:eastAsia="Calibri"/>
-        </w:rPr>
-        <w:t xml:space="preserve"> </w:t>
+        <w:t>26_thermal_context.png — (d) 31 C below acute ED50 but stressful over weeks: puts 28/31 °C next to Cunning et al. 2024 acute CBASS ED50s for the same species and island — 31 °C is chronic but sublethal.</w:t>
+      </w:r>
+      <w:r>
+        <w:rPr>
+          <w:rFonts w:ascii="Calibri" w:hAnsi="Calibri" w:cs="Calibri" w:eastAsia="Calibri"/>
+        </w:rPr>
+      </w:r>
+      <w:r>
+        <w:rPr>
+          <w:rFonts w:ascii="Calibri" w:hAnsi="Calibri" w:cs="Calibri" w:eastAsia="Calibri"/>
+        </w:rPr>
+      </w:r>
+      <w:r>
+        <w:rPr>
+          <w:rFonts w:ascii="Calibri" w:hAnsi="Calibri" w:cs="Calibri" w:eastAsia="Calibri"/>
+        </w:rPr>
       </w:r>
       <w:r>
         <w:rPr>
@@ -531,19 +504,16 @@
           <w:i/>
           <w:iCs/>
         </w:rPr>
-        <w:t xml:space="preserve">(d) chronic-sublethal thermal context:</w:t>
-      </w:r>
-      <w:r>
-        <w:rPr>
-          <w:rFonts w:ascii="Calibri" w:hAnsi="Calibri" w:cs="Calibri" w:eastAsia="Calibri"/>
-        </w:rPr>
-        <w:t xml:space="preserve"> </w:t>
-      </w:r>
-      <w:r>
-        <w:rPr>
-          <w:rFonts w:ascii="Calibri" w:hAnsi="Calibri" w:cs="Calibri" w:eastAsia="Calibri"/>
-        </w:rPr>
-        <w:t xml:space="preserve">puts 28/31 °C next to Cunning et al. 2024 acute CBASS ED50s for the same species and island — 31 °C is chronic but sublethal.</w:t>
+      </w:r>
+      <w:r>
+        <w:rPr>
+          <w:rFonts w:ascii="Calibri" w:hAnsi="Calibri" w:cs="Calibri" w:eastAsia="Calibri"/>
+        </w:rPr>
+      </w:r>
+      <w:r>
+        <w:rPr>
+          <w:rFonts w:ascii="Calibri" w:hAnsi="Calibri" w:cs="Calibri" w:eastAsia="Calibri"/>
+        </w:rPr>
       </w:r>
     </w:p>
     <w:p>
@@ -1659,25 +1629,22 @@
           <w:b/>
           <w:bCs/>
         </w:rPr>
-        <w:t xml:space="preserve">Important:</w:t>
-      </w:r>
-      <w:r>
-        <w:rPr>
-          <w:rFonts w:ascii="Calibri" w:hAnsi="Calibri" w:cs="Calibri" w:eastAsia="Calibri"/>
-        </w:rPr>
-        <w:t xml:space="preserve"> </w:t>
-      </w:r>
-      <w:r>
-        <w:rPr>
-          <w:rFonts w:ascii="Calibri" w:hAnsi="Calibri" w:cs="Calibri" w:eastAsia="Calibri"/>
-        </w:rPr>
-        <w:t xml:space="preserve">In the manuscript, Fig. 2 and Fig. 3 are</w:t>
-      </w:r>
-      <w:r>
-        <w:rPr>
-          <w:rFonts w:ascii="Calibri" w:hAnsi="Calibri" w:cs="Calibri" w:eastAsia="Calibri"/>
-        </w:rPr>
-        <w:t xml:space="preserve"> </w:t>
+        <w:t>Important: In the manuscript, Fig. 2 and Fig. 3 are composite figures. Each lettered panel comes from one of the scripts above, assembled at publication. code/16 also builds a standalone 4-panel overview named 16_manuscript_fig1, but that file is not the manuscript Fig. 1. Rename it or keep this warning in the build notes.</w:t>
+      </w:r>
+      <w:r>
+        <w:rPr>
+          <w:rFonts w:ascii="Calibri" w:hAnsi="Calibri" w:cs="Calibri" w:eastAsia="Calibri"/>
+        </w:rPr>
+      </w:r>
+      <w:r>
+        <w:rPr>
+          <w:rFonts w:ascii="Calibri" w:hAnsi="Calibri" w:cs="Calibri" w:eastAsia="Calibri"/>
+        </w:rPr>
+      </w:r>
+      <w:r>
+        <w:rPr>
+          <w:rFonts w:ascii="Calibri" w:hAnsi="Calibri" w:cs="Calibri" w:eastAsia="Calibri"/>
+        </w:rPr>
       </w:r>
       <w:r>
         <w:rPr>
@@ -1685,57 +1652,48 @@
           <w:i/>
           <w:iCs/>
         </w:rPr>
-        <w:t xml:space="preserve">composite</w:t>
-      </w:r>
-      <w:r>
-        <w:rPr>
-          <w:rFonts w:ascii="Calibri" w:hAnsi="Calibri" w:cs="Calibri" w:eastAsia="Calibri"/>
-        </w:rPr>
-        <w:t xml:space="preserve"> </w:t>
-      </w:r>
-      <w:r>
-        <w:rPr>
-          <w:rFonts w:ascii="Calibri" w:hAnsi="Calibri" w:cs="Calibri" w:eastAsia="Calibri"/>
-        </w:rPr>
-        <w:t xml:space="preserve">figures. Each lettered panel comes from one of the scripts above, assembled at publication.</w:t>
-      </w:r>
-      <w:r>
-        <w:rPr>
-          <w:rFonts w:ascii="Calibri" w:hAnsi="Calibri" w:cs="Calibri" w:eastAsia="Calibri"/>
-        </w:rPr>
-        <w:t xml:space="preserve"> </w:t>
+      </w:r>
+      <w:r>
+        <w:rPr>
+          <w:rFonts w:ascii="Calibri" w:hAnsi="Calibri" w:cs="Calibri" w:eastAsia="Calibri"/>
+        </w:rPr>
+      </w:r>
+      <w:r>
+        <w:rPr>
+          <w:rFonts w:ascii="Calibri" w:hAnsi="Calibri" w:cs="Calibri" w:eastAsia="Calibri"/>
+        </w:rPr>
+      </w:r>
+      <w:r>
+        <w:rPr>
+          <w:rFonts w:ascii="Calibri" w:hAnsi="Calibri" w:cs="Calibri" w:eastAsia="Calibri"/>
+        </w:rPr>
       </w:r>
       <w:r>
         <w:rPr>
           <w:rFonts w:ascii="Calibri" w:hAnsi="Calibri" w:cs="Calibri" w:eastAsia="Calibri"/>
           <w:rStyle w:val="VerbatimChar"/>
         </w:rPr>
-        <w:t xml:space="preserve">code/16</w:t>
-      </w:r>
-      <w:r>
-        <w:rPr>
-          <w:rFonts w:ascii="Calibri" w:hAnsi="Calibri" w:cs="Calibri" w:eastAsia="Calibri"/>
-        </w:rPr>
-        <w:t xml:space="preserve"> </w:t>
-      </w:r>
-      <w:r>
-        <w:rPr>
-          <w:rFonts w:ascii="Calibri" w:hAnsi="Calibri" w:cs="Calibri" w:eastAsia="Calibri"/>
-        </w:rPr>
-        <w:t xml:space="preserve">also builds a standalone 4-panel overview (</w:t>
+      </w:r>
+      <w:r>
+        <w:rPr>
+          <w:rFonts w:ascii="Calibri" w:hAnsi="Calibri" w:cs="Calibri" w:eastAsia="Calibri"/>
+        </w:rPr>
+      </w:r>
+      <w:r>
+        <w:rPr>
+          <w:rFonts w:ascii="Calibri" w:hAnsi="Calibri" w:cs="Calibri" w:eastAsia="Calibri"/>
+        </w:rPr>
       </w:r>
       <w:r>
         <w:rPr>
           <w:rFonts w:ascii="Calibri" w:hAnsi="Calibri" w:cs="Calibri" w:eastAsia="Calibri"/>
           <w:rStyle w:val="VerbatimChar"/>
         </w:rPr>
-        <w:t xml:space="preserve">16_manuscript_fig1</w:t>
-      </w:r>
-      <w:r>
-        <w:rPr>
-          <w:rFonts w:ascii="Calibri" w:hAnsi="Calibri" w:cs="Calibri" w:eastAsia="Calibri"/>
-        </w:rPr>
-        <w:t xml:space="preserve">). With this panel-to-script mapping applied, every manuscript figure reference points to a real file.</w:t>
+      </w:r>
+      <w:r>
+        <w:rPr>
+          <w:rFonts w:ascii="Calibri" w:hAnsi="Calibri" w:cs="Calibri" w:eastAsia="Calibri"/>
+        </w:rPr>
       </w:r>
     </w:p>
     <w:p>
@@ -1773,272 +1731,230 @@
           <w:b/>
           <w:bCs/>
         </w:rPr>
-        <w:t xml:space="preserve">Orphan figures (never cited as a numbered manuscript Fig):</w:t>
-      </w:r>
-      <w:r>
-        <w:rPr>
-          <w:rFonts w:ascii="Calibri" w:hAnsi="Calibri" w:cs="Calibri" w:eastAsia="Calibri"/>
-        </w:rPr>
-        <w:t xml:space="preserve"> </w:t>
+        <w:t>Uncited/supporting figures (never cited as a numbered manuscript Fig): 04_morphology_trajectories.png, 04b_morphology_trajectories_by_genet.png, 07_wax_standard_curve.png, 08b_apex_temperature_full.png, 09_ysi_water_chem.png, 10_worm_presence.png, 13_genet_response_panel.png, 14b_morphology_KM_by_genet.png, 15b_physio_PCA_by_genet.png, 16_manuscript_fig1.png (standalone 4-panel build, not cited by number), 19b_genet_resilience_ranking.png, 19c_decomposed_resilience.png, 26_thermal_context.png. These are supporting figures, diagnostics, by-genet variants, and extra context — not numbered main-text figures unless moved to the supplement or cited explicitly.</w:t>
+      </w:r>
+      <w:r>
+        <w:rPr>
+          <w:rFonts w:ascii="Calibri" w:hAnsi="Calibri" w:cs="Calibri" w:eastAsia="Calibri"/>
+        </w:rPr>
       </w:r>
       <w:r>
         <w:rPr>
           <w:rFonts w:ascii="Calibri" w:hAnsi="Calibri" w:cs="Calibri" w:eastAsia="Calibri"/>
           <w:rStyle w:val="VerbatimChar"/>
         </w:rPr>
-        <w:t xml:space="preserve">04_morphology_trajectories.png</w:t>
-      </w:r>
-      <w:r>
-        <w:rPr>
-          <w:rFonts w:ascii="Calibri" w:hAnsi="Calibri" w:cs="Calibri" w:eastAsia="Calibri"/>
-        </w:rPr>
-        <w:t xml:space="preserve">,</w:t>
-      </w:r>
-      <w:r>
-        <w:rPr>
-          <w:rFonts w:ascii="Calibri" w:hAnsi="Calibri" w:cs="Calibri" w:eastAsia="Calibri"/>
-        </w:rPr>
-        <w:t xml:space="preserve"> </w:t>
+      </w:r>
+      <w:r>
+        <w:rPr>
+          <w:rFonts w:ascii="Calibri" w:hAnsi="Calibri" w:cs="Calibri" w:eastAsia="Calibri"/>
+        </w:rPr>
+      </w:r>
+      <w:r>
+        <w:rPr>
+          <w:rFonts w:ascii="Calibri" w:hAnsi="Calibri" w:cs="Calibri" w:eastAsia="Calibri"/>
+        </w:rPr>
       </w:r>
       <w:r>
         <w:rPr>
           <w:rFonts w:ascii="Calibri" w:hAnsi="Calibri" w:cs="Calibri" w:eastAsia="Calibri"/>
           <w:rStyle w:val="VerbatimChar"/>
         </w:rPr>
-        <w:t xml:space="preserve">04b_morphology_trajectories_by_genet.png</w:t>
-      </w:r>
-      <w:r>
-        <w:rPr>
-          <w:rFonts w:ascii="Calibri" w:hAnsi="Calibri" w:cs="Calibri" w:eastAsia="Calibri"/>
-        </w:rPr>
-        <w:t xml:space="preserve">,</w:t>
-      </w:r>
-      <w:r>
-        <w:rPr>
-          <w:rFonts w:ascii="Calibri" w:hAnsi="Calibri" w:cs="Calibri" w:eastAsia="Calibri"/>
-        </w:rPr>
-        <w:t xml:space="preserve"> </w:t>
+      </w:r>
+      <w:r>
+        <w:rPr>
+          <w:rFonts w:ascii="Calibri" w:hAnsi="Calibri" w:cs="Calibri" w:eastAsia="Calibri"/>
+        </w:rPr>
+      </w:r>
+      <w:r>
+        <w:rPr>
+          <w:rFonts w:ascii="Calibri" w:hAnsi="Calibri" w:cs="Calibri" w:eastAsia="Calibri"/>
+        </w:rPr>
       </w:r>
       <w:r>
         <w:rPr>
           <w:rFonts w:ascii="Calibri" w:hAnsi="Calibri" w:cs="Calibri" w:eastAsia="Calibri"/>
           <w:rStyle w:val="VerbatimChar"/>
         </w:rPr>
-        <w:t xml:space="preserve">07_wax_standard_curve.png</w:t>
-      </w:r>
-      <w:r>
-        <w:rPr>
-          <w:rFonts w:ascii="Calibri" w:hAnsi="Calibri" w:cs="Calibri" w:eastAsia="Calibri"/>
-        </w:rPr>
-        <w:t xml:space="preserve">,</w:t>
-      </w:r>
-      <w:r>
-        <w:rPr>
-          <w:rFonts w:ascii="Calibri" w:hAnsi="Calibri" w:cs="Calibri" w:eastAsia="Calibri"/>
-        </w:rPr>
-        <w:t xml:space="preserve"> </w:t>
+      </w:r>
+      <w:r>
+        <w:rPr>
+          <w:rFonts w:ascii="Calibri" w:hAnsi="Calibri" w:cs="Calibri" w:eastAsia="Calibri"/>
+        </w:rPr>
+      </w:r>
+      <w:r>
+        <w:rPr>
+          <w:rFonts w:ascii="Calibri" w:hAnsi="Calibri" w:cs="Calibri" w:eastAsia="Calibri"/>
+        </w:rPr>
       </w:r>
       <w:r>
         <w:rPr>
           <w:rFonts w:ascii="Calibri" w:hAnsi="Calibri" w:cs="Calibri" w:eastAsia="Calibri"/>
           <w:rStyle w:val="VerbatimChar"/>
         </w:rPr>
-        <w:t xml:space="preserve">08b_apex_temperature_full.png</w:t>
-      </w:r>
-      <w:r>
-        <w:rPr>
-          <w:rFonts w:ascii="Calibri" w:hAnsi="Calibri" w:cs="Calibri" w:eastAsia="Calibri"/>
-        </w:rPr>
-        <w:t xml:space="preserve">,</w:t>
-      </w:r>
-      <w:r>
-        <w:rPr>
-          <w:rFonts w:ascii="Calibri" w:hAnsi="Calibri" w:cs="Calibri" w:eastAsia="Calibri"/>
-        </w:rPr>
-        <w:t xml:space="preserve"> </w:t>
+      </w:r>
+      <w:r>
+        <w:rPr>
+          <w:rFonts w:ascii="Calibri" w:hAnsi="Calibri" w:cs="Calibri" w:eastAsia="Calibri"/>
+        </w:rPr>
+      </w:r>
+      <w:r>
+        <w:rPr>
+          <w:rFonts w:ascii="Calibri" w:hAnsi="Calibri" w:cs="Calibri" w:eastAsia="Calibri"/>
+        </w:rPr>
       </w:r>
       <w:r>
         <w:rPr>
           <w:rFonts w:ascii="Calibri" w:hAnsi="Calibri" w:cs="Calibri" w:eastAsia="Calibri"/>
           <w:rStyle w:val="VerbatimChar"/>
         </w:rPr>
-        <w:t xml:space="preserve">09_ysi_water_chem.png</w:t>
-      </w:r>
-      <w:r>
-        <w:rPr>
-          <w:rFonts w:ascii="Calibri" w:hAnsi="Calibri" w:cs="Calibri" w:eastAsia="Calibri"/>
-        </w:rPr>
-        <w:t xml:space="preserve">,</w:t>
-      </w:r>
-      <w:r>
-        <w:rPr>
-          <w:rFonts w:ascii="Calibri" w:hAnsi="Calibri" w:cs="Calibri" w:eastAsia="Calibri"/>
-        </w:rPr>
-        <w:t xml:space="preserve"> </w:t>
+      </w:r>
+      <w:r>
+        <w:rPr>
+          <w:rFonts w:ascii="Calibri" w:hAnsi="Calibri" w:cs="Calibri" w:eastAsia="Calibri"/>
+        </w:rPr>
+      </w:r>
+      <w:r>
+        <w:rPr>
+          <w:rFonts w:ascii="Calibri" w:hAnsi="Calibri" w:cs="Calibri" w:eastAsia="Calibri"/>
+        </w:rPr>
       </w:r>
       <w:r>
         <w:rPr>
           <w:rFonts w:ascii="Calibri" w:hAnsi="Calibri" w:cs="Calibri" w:eastAsia="Calibri"/>
           <w:rStyle w:val="VerbatimChar"/>
         </w:rPr>
-        <w:t xml:space="preserve">10_worm_presence.png</w:t>
-      </w:r>
-      <w:r>
-        <w:rPr>
-          <w:rFonts w:ascii="Calibri" w:hAnsi="Calibri" w:cs="Calibri" w:eastAsia="Calibri"/>
-        </w:rPr>
-        <w:t xml:space="preserve">,</w:t>
-      </w:r>
-      <w:r>
-        <w:rPr>
-          <w:rFonts w:ascii="Calibri" w:hAnsi="Calibri" w:cs="Calibri" w:eastAsia="Calibri"/>
-        </w:rPr>
-        <w:t xml:space="preserve"> </w:t>
+      </w:r>
+      <w:r>
+        <w:rPr>
+          <w:rFonts w:ascii="Calibri" w:hAnsi="Calibri" w:cs="Calibri" w:eastAsia="Calibri"/>
+        </w:rPr>
+      </w:r>
+      <w:r>
+        <w:rPr>
+          <w:rFonts w:ascii="Calibri" w:hAnsi="Calibri" w:cs="Calibri" w:eastAsia="Calibri"/>
+        </w:rPr>
       </w:r>
       <w:r>
         <w:rPr>
           <w:rFonts w:ascii="Calibri" w:hAnsi="Calibri" w:cs="Calibri" w:eastAsia="Calibri"/>
           <w:rStyle w:val="VerbatimChar"/>
         </w:rPr>
-        <w:t xml:space="preserve">13_genet_response_panel.png</w:t>
-      </w:r>
-      <w:r>
-        <w:rPr>
-          <w:rFonts w:ascii="Calibri" w:hAnsi="Calibri" w:cs="Calibri" w:eastAsia="Calibri"/>
-        </w:rPr>
-        <w:t xml:space="preserve">,</w:t>
-      </w:r>
-      <w:r>
-        <w:rPr>
-          <w:rFonts w:ascii="Calibri" w:hAnsi="Calibri" w:cs="Calibri" w:eastAsia="Calibri"/>
-        </w:rPr>
-        <w:t xml:space="preserve"> </w:t>
+      </w:r>
+      <w:r>
+        <w:rPr>
+          <w:rFonts w:ascii="Calibri" w:hAnsi="Calibri" w:cs="Calibri" w:eastAsia="Calibri"/>
+        </w:rPr>
+      </w:r>
+      <w:r>
+        <w:rPr>
+          <w:rFonts w:ascii="Calibri" w:hAnsi="Calibri" w:cs="Calibri" w:eastAsia="Calibri"/>
+        </w:rPr>
       </w:r>
       <w:r>
         <w:rPr>
           <w:rFonts w:ascii="Calibri" w:hAnsi="Calibri" w:cs="Calibri" w:eastAsia="Calibri"/>
           <w:rStyle w:val="VerbatimChar"/>
         </w:rPr>
-        <w:t xml:space="preserve">14b_morphology_KM_by_genet.png</w:t>
-      </w:r>
-      <w:r>
-        <w:rPr>
-          <w:rFonts w:ascii="Calibri" w:hAnsi="Calibri" w:cs="Calibri" w:eastAsia="Calibri"/>
-        </w:rPr>
-        <w:t xml:space="preserve">,</w:t>
-      </w:r>
-      <w:r>
-        <w:rPr>
-          <w:rFonts w:ascii="Calibri" w:hAnsi="Calibri" w:cs="Calibri" w:eastAsia="Calibri"/>
-        </w:rPr>
-        <w:t xml:space="preserve"> </w:t>
+      </w:r>
+      <w:r>
+        <w:rPr>
+          <w:rFonts w:ascii="Calibri" w:hAnsi="Calibri" w:cs="Calibri" w:eastAsia="Calibri"/>
+        </w:rPr>
+      </w:r>
+      <w:r>
+        <w:rPr>
+          <w:rFonts w:ascii="Calibri" w:hAnsi="Calibri" w:cs="Calibri" w:eastAsia="Calibri"/>
+        </w:rPr>
       </w:r>
       <w:r>
         <w:rPr>
           <w:rFonts w:ascii="Calibri" w:hAnsi="Calibri" w:cs="Calibri" w:eastAsia="Calibri"/>
           <w:rStyle w:val="VerbatimChar"/>
         </w:rPr>
-        <w:t xml:space="preserve">15b_physio_PCA_by_genet.png</w:t>
-      </w:r>
-      <w:r>
-        <w:rPr>
-          <w:rFonts w:ascii="Calibri" w:hAnsi="Calibri" w:cs="Calibri" w:eastAsia="Calibri"/>
-        </w:rPr>
-        <w:t xml:space="preserve">,</w:t>
-      </w:r>
-      <w:r>
-        <w:rPr>
-          <w:rFonts w:ascii="Calibri" w:hAnsi="Calibri" w:cs="Calibri" w:eastAsia="Calibri"/>
-        </w:rPr>
-        <w:t xml:space="preserve"> </w:t>
+      </w:r>
+      <w:r>
+        <w:rPr>
+          <w:rFonts w:ascii="Calibri" w:hAnsi="Calibri" w:cs="Calibri" w:eastAsia="Calibri"/>
+        </w:rPr>
+      </w:r>
+      <w:r>
+        <w:rPr>
+          <w:rFonts w:ascii="Calibri" w:hAnsi="Calibri" w:cs="Calibri" w:eastAsia="Calibri"/>
+        </w:rPr>
       </w:r>
       <w:r>
         <w:rPr>
           <w:rFonts w:ascii="Calibri" w:hAnsi="Calibri" w:cs="Calibri" w:eastAsia="Calibri"/>
           <w:rStyle w:val="VerbatimChar"/>
         </w:rPr>
-        <w:t xml:space="preserve">16_manuscript_fig1.png</w:t>
-      </w:r>
-      <w:r>
-        <w:rPr>
-          <w:rFonts w:ascii="Calibri" w:hAnsi="Calibri" w:cs="Calibri" w:eastAsia="Calibri"/>
-        </w:rPr>
-        <w:t xml:space="preserve"> </w:t>
-      </w:r>
-      <w:r>
-        <w:rPr>
-          <w:rFonts w:ascii="Calibri" w:hAnsi="Calibri" w:cs="Calibri" w:eastAsia="Calibri"/>
-        </w:rPr>
-        <w:t xml:space="preserve">(standalone 4-panel build, not cited by number),</w:t>
-      </w:r>
-      <w:r>
-        <w:rPr>
-          <w:rFonts w:ascii="Calibri" w:hAnsi="Calibri" w:cs="Calibri" w:eastAsia="Calibri"/>
-        </w:rPr>
-        <w:t xml:space="preserve"> </w:t>
+      </w:r>
+      <w:r>
+        <w:rPr>
+          <w:rFonts w:ascii="Calibri" w:hAnsi="Calibri" w:cs="Calibri" w:eastAsia="Calibri"/>
+        </w:rPr>
+      </w:r>
+      <w:r>
+        <w:rPr>
+          <w:rFonts w:ascii="Calibri" w:hAnsi="Calibri" w:cs="Calibri" w:eastAsia="Calibri"/>
+        </w:rPr>
+      </w:r>
+      <w:r>
+        <w:rPr>
+          <w:rFonts w:ascii="Calibri" w:hAnsi="Calibri" w:cs="Calibri" w:eastAsia="Calibri"/>
+        </w:rPr>
       </w:r>
       <w:r>
         <w:rPr>
           <w:rFonts w:ascii="Calibri" w:hAnsi="Calibri" w:cs="Calibri" w:eastAsia="Calibri"/>
           <w:rStyle w:val="VerbatimChar"/>
         </w:rPr>
-        <w:t xml:space="preserve">19b_genet_resilience_ranking.png</w:t>
-      </w:r>
-      <w:r>
-        <w:rPr>
-          <w:rFonts w:ascii="Calibri" w:hAnsi="Calibri" w:cs="Calibri" w:eastAsia="Calibri"/>
-        </w:rPr>
-        <w:t xml:space="preserve">,</w:t>
-      </w:r>
-      <w:r>
-        <w:rPr>
-          <w:rFonts w:ascii="Calibri" w:hAnsi="Calibri" w:cs="Calibri" w:eastAsia="Calibri"/>
-        </w:rPr>
-        <w:t xml:space="preserve"> </w:t>
+      </w:r>
+      <w:r>
+        <w:rPr>
+          <w:rFonts w:ascii="Calibri" w:hAnsi="Calibri" w:cs="Calibri" w:eastAsia="Calibri"/>
+        </w:rPr>
+      </w:r>
+      <w:r>
+        <w:rPr>
+          <w:rFonts w:ascii="Calibri" w:hAnsi="Calibri" w:cs="Calibri" w:eastAsia="Calibri"/>
+        </w:rPr>
       </w:r>
       <w:r>
         <w:rPr>
           <w:rFonts w:ascii="Calibri" w:hAnsi="Calibri" w:cs="Calibri" w:eastAsia="Calibri"/>
           <w:rStyle w:val="VerbatimChar"/>
         </w:rPr>
-        <w:t xml:space="preserve">19c_decomposed_resilience.png</w:t>
-      </w:r>
-      <w:r>
-        <w:rPr>
-          <w:rFonts w:ascii="Calibri" w:hAnsi="Calibri" w:cs="Calibri" w:eastAsia="Calibri"/>
-        </w:rPr>
-        <w:t xml:space="preserve">,</w:t>
-      </w:r>
-      <w:r>
-        <w:rPr>
-          <w:rFonts w:ascii="Calibri" w:hAnsi="Calibri" w:cs="Calibri" w:eastAsia="Calibri"/>
-        </w:rPr>
-        <w:t xml:space="preserve"> </w:t>
+      </w:r>
+      <w:r>
+        <w:rPr>
+          <w:rFonts w:ascii="Calibri" w:hAnsi="Calibri" w:cs="Calibri" w:eastAsia="Calibri"/>
+        </w:rPr>
+      </w:r>
+      <w:r>
+        <w:rPr>
+          <w:rFonts w:ascii="Calibri" w:hAnsi="Calibri" w:cs="Calibri" w:eastAsia="Calibri"/>
+        </w:rPr>
       </w:r>
       <w:r>
         <w:rPr>
           <w:rFonts w:ascii="Calibri" w:hAnsi="Calibri" w:cs="Calibri" w:eastAsia="Calibri"/>
           <w:rStyle w:val="VerbatimChar"/>
         </w:rPr>
-        <w:t xml:space="preserve">26_thermal_context.png</w:t>
-      </w:r>
-      <w:r>
-        <w:rPr>
-          <w:rFonts w:ascii="Calibri" w:hAnsi="Calibri" w:cs="Calibri" w:eastAsia="Calibri"/>
-        </w:rPr>
-        <w:t xml:space="preserve">. These are supporting figures, diagnostics, by-genet</w:t>
-      </w:r>
-      <w:r>
-        <w:rPr>
-          <w:rFonts w:ascii="Calibri" w:hAnsi="Calibri" w:cs="Calibri" w:eastAsia="Calibri"/>
-        </w:rPr>
-        <w:t xml:space="preserve"> </w:t>
-      </w:r>
-      <w:r>
-        <w:rPr>
-          <w:rFonts w:ascii="Calibri" w:hAnsi="Calibri" w:cs="Calibri" w:eastAsia="Calibri"/>
-        </w:rPr>
-        <w:t xml:space="preserve">variants, and extra context — not numbered main-text figures.</w:t>
+      </w:r>
+      <w:r>
+        <w:rPr>
+          <w:rFonts w:ascii="Calibri" w:hAnsi="Calibri" w:cs="Calibri" w:eastAsia="Calibri"/>
+        </w:rPr>
+      </w:r>
+      <w:r>
+        <w:rPr>
+          <w:rFonts w:ascii="Calibri" w:hAnsi="Calibri" w:cs="Calibri" w:eastAsia="Calibri"/>
+        </w:rPr>
+      </w:r>
+      <w:r>
+        <w:rPr>
+          <w:rFonts w:ascii="Calibri" w:hAnsi="Calibri" w:cs="Calibri" w:eastAsia="Calibri"/>
+        </w:rPr>
       </w:r>
     </w:p>
     <w:p>
